--- a/tillsyn/A 57711-2025 tillsynsbegäran.docx
+++ b/tillsyn/A 57711-2025 tillsynsbegäran.docx
@@ -218,7 +218,7 @@
     <w:r>
       <w:tab/>
       <w:tab/>
-      <w:t>2025-11-21</w:t>
+      <w:t>2025-11-22</w:t>
       <w:br/>
       <w:br/>
     </w:r>

--- a/tillsyn/A 57711-2025 tillsynsbegäran.docx
+++ b/tillsyn/A 57711-2025 tillsynsbegäran.docx
@@ -218,7 +218,7 @@
     <w:r>
       <w:tab/>
       <w:tab/>
-      <w:t>2025-11-22</w:t>
+      <w:t>2025-11-23</w:t>
       <w:br/>
       <w:br/>
     </w:r>

--- a/tillsyn/A 57711-2025 tillsynsbegäran.docx
+++ b/tillsyn/A 57711-2025 tillsynsbegäran.docx
@@ -218,7 +218,7 @@
     <w:r>
       <w:tab/>
       <w:tab/>
-      <w:t>2025-11-23</w:t>
+      <w:t>2025-11-24</w:t>
       <w:br/>
       <w:br/>
     </w:r>

--- a/tillsyn/A 57711-2025 tillsynsbegäran.docx
+++ b/tillsyn/A 57711-2025 tillsynsbegäran.docx
@@ -218,7 +218,7 @@
     <w:r>
       <w:tab/>
       <w:tab/>
-      <w:t>2025-11-24</w:t>
+      <w:t>2025-11-25</w:t>
       <w:br/>
       <w:br/>
     </w:r>

--- a/tillsyn/A 57711-2025 tillsynsbegäran.docx
+++ b/tillsyn/A 57711-2025 tillsynsbegäran.docx
@@ -218,7 +218,7 @@
     <w:r>
       <w:tab/>
       <w:tab/>
-      <w:t>2025-11-25</w:t>
+      <w:t>2025-11-26</w:t>
       <w:br/>
       <w:br/>
     </w:r>

--- a/tillsyn/A 57711-2025 tillsynsbegäran.docx
+++ b/tillsyn/A 57711-2025 tillsynsbegäran.docx
@@ -218,7 +218,7 @@
     <w:r>
       <w:tab/>
       <w:tab/>
-      <w:t>2025-11-26</w:t>
+      <w:t>2025-11-27</w:t>
       <w:br/>
       <w:br/>
     </w:r>

--- a/tillsyn/A 57711-2025 tillsynsbegäran.docx
+++ b/tillsyn/A 57711-2025 tillsynsbegäran.docx
@@ -218,7 +218,7 @@
     <w:r>
       <w:tab/>
       <w:tab/>
-      <w:t>2025-11-27</w:t>
+      <w:t>2025-11-28</w:t>
       <w:br/>
       <w:br/>
     </w:r>

--- a/tillsyn/A 57711-2025 tillsynsbegäran.docx
+++ b/tillsyn/A 57711-2025 tillsynsbegäran.docx
@@ -218,7 +218,7 @@
     <w:r>
       <w:tab/>
       <w:tab/>
-      <w:t>2025-11-28</w:t>
+      <w:t>2025-11-29</w:t>
       <w:br/>
       <w:br/>
     </w:r>

--- a/tillsyn/A 57711-2025 tillsynsbegäran.docx
+++ b/tillsyn/A 57711-2025 tillsynsbegäran.docx
@@ -218,7 +218,7 @@
     <w:r>
       <w:tab/>
       <w:tab/>
-      <w:t>2025-11-29</w:t>
+      <w:t>2025-11-30</w:t>
       <w:br/>
       <w:br/>
     </w:r>

--- a/tillsyn/A 57711-2025 tillsynsbegäran.docx
+++ b/tillsyn/A 57711-2025 tillsynsbegäran.docx
@@ -218,7 +218,7 @@
     <w:r>
       <w:tab/>
       <w:tab/>
-      <w:t>2025-11-30</w:t>
+      <w:t>2025-12-01</w:t>
       <w:br/>
       <w:br/>
     </w:r>

--- a/tillsyn/A 57711-2025 tillsynsbegäran.docx
+++ b/tillsyn/A 57711-2025 tillsynsbegäran.docx
@@ -218,7 +218,7 @@
     <w:r>
       <w:tab/>
       <w:tab/>
-      <w:t>2025-12-01</w:t>
+      <w:t>2025-12-02</w:t>
       <w:br/>
       <w:br/>
     </w:r>

--- a/tillsyn/A 57711-2025 tillsynsbegäran.docx
+++ b/tillsyn/A 57711-2025 tillsynsbegäran.docx
@@ -218,7 +218,7 @@
     <w:r>
       <w:tab/>
       <w:tab/>
-      <w:t>2025-12-02</w:t>
+      <w:t>2025-12-03</w:t>
       <w:br/>
       <w:br/>
     </w:r>

--- a/tillsyn/A 57711-2025 tillsynsbegäran.docx
+++ b/tillsyn/A 57711-2025 tillsynsbegäran.docx
@@ -218,7 +218,7 @@
     <w:r>
       <w:tab/>
       <w:tab/>
-      <w:t>2025-12-03</w:t>
+      <w:t>2025-12-04</w:t>
       <w:br/>
       <w:br/>
     </w:r>

--- a/tillsyn/A 57711-2025 tillsynsbegäran.docx
+++ b/tillsyn/A 57711-2025 tillsynsbegäran.docx
@@ -218,7 +218,7 @@
     <w:r>
       <w:tab/>
       <w:tab/>
-      <w:t>2025-12-04</w:t>
+      <w:t>2025-12-05</w:t>
       <w:br/>
       <w:br/>
     </w:r>

--- a/tillsyn/A 57711-2025 tillsynsbegäran.docx
+++ b/tillsyn/A 57711-2025 tillsynsbegäran.docx
@@ -218,7 +218,7 @@
     <w:r>
       <w:tab/>
       <w:tab/>
-      <w:t>2025-12-05</w:t>
+      <w:t>2025-12-06</w:t>
       <w:br/>
       <w:br/>
     </w:r>

--- a/tillsyn/A 57711-2025 tillsynsbegäran.docx
+++ b/tillsyn/A 57711-2025 tillsynsbegäran.docx
@@ -218,7 +218,7 @@
     <w:r>
       <w:tab/>
       <w:tab/>
-      <w:t>2025-12-19</w:t>
+      <w:t>2025-12-20</w:t>
       <w:br/>
       <w:br/>
     </w:r>

--- a/tillsyn/A 57711-2025 tillsynsbegäran.docx
+++ b/tillsyn/A 57711-2025 tillsynsbegäran.docx
@@ -218,7 +218,7 @@
     <w:r>
       <w:tab/>
       <w:tab/>
-      <w:t>2025-12-20</w:t>
+      <w:t>2025-12-21</w:t>
       <w:br/>
       <w:br/>
     </w:r>

--- a/tillsyn/A 57711-2025 tillsynsbegäran.docx
+++ b/tillsyn/A 57711-2025 tillsynsbegäran.docx
@@ -218,7 +218,7 @@
     <w:r>
       <w:tab/>
       <w:tab/>
-      <w:t>2025-12-21</w:t>
+      <w:t>2025-12-22</w:t>
       <w:br/>
       <w:br/>
     </w:r>

--- a/tillsyn/A 57711-2025 tillsynsbegäran.docx
+++ b/tillsyn/A 57711-2025 tillsynsbegäran.docx
@@ -218,7 +218,7 @@
     <w:r>
       <w:tab/>
       <w:tab/>
-      <w:t>2025-12-22</w:t>
+      <w:t>2025-12-26</w:t>
       <w:br/>
       <w:br/>
     </w:r>

--- a/tillsyn/A 57711-2025 tillsynsbegäran.docx
+++ b/tillsyn/A 57711-2025 tillsynsbegäran.docx
@@ -218,7 +218,7 @@
     <w:r>
       <w:tab/>
       <w:tab/>
-      <w:t>2025-12-26</w:t>
+      <w:t>2025-12-28</w:t>
       <w:br/>
       <w:br/>
     </w:r>

--- a/tillsyn/A 57711-2025 tillsynsbegäran.docx
+++ b/tillsyn/A 57711-2025 tillsynsbegäran.docx
@@ -218,7 +218,7 @@
     <w:r>
       <w:tab/>
       <w:tab/>
-      <w:t>2025-12-28</w:t>
+      <w:t>2025-12-29</w:t>
       <w:br/>
       <w:br/>
     </w:r>

--- a/tillsyn/A 57711-2025 tillsynsbegäran.docx
+++ b/tillsyn/A 57711-2025 tillsynsbegäran.docx
@@ -218,7 +218,7 @@
     <w:r>
       <w:tab/>
       <w:tab/>
-      <w:t>2025-12-29</w:t>
+      <w:t>2025-12-30</w:t>
       <w:br/>
       <w:br/>
     </w:r>

--- a/tillsyn/A 57711-2025 tillsynsbegäran.docx
+++ b/tillsyn/A 57711-2025 tillsynsbegäran.docx
@@ -218,7 +218,7 @@
     <w:r>
       <w:tab/>
       <w:tab/>
-      <w:t>2025-12-30</w:t>
+      <w:t>2025-12-31</w:t>
       <w:br/>
       <w:br/>
     </w:r>

--- a/tillsyn/A 57711-2025 tillsynsbegäran.docx
+++ b/tillsyn/A 57711-2025 tillsynsbegäran.docx
@@ -218,7 +218,7 @@
     <w:r>
       <w:tab/>
       <w:tab/>
-      <w:t>2025-12-31</w:t>
+      <w:t>2026-01-03</w:t>
       <w:br/>
       <w:br/>
     </w:r>

--- a/tillsyn/A 57711-2025 tillsynsbegäran.docx
+++ b/tillsyn/A 57711-2025 tillsynsbegäran.docx
@@ -218,7 +218,7 @@
     <w:r>
       <w:tab/>
       <w:tab/>
-      <w:t>2026-01-07</w:t>
+      <w:t>2026-01-08</w:t>
       <w:br/>
       <w:br/>
     </w:r>

--- a/tillsyn/A 57711-2025 tillsynsbegäran.docx
+++ b/tillsyn/A 57711-2025 tillsynsbegäran.docx
@@ -218,7 +218,7 @@
     <w:r>
       <w:tab/>
       <w:tab/>
-      <w:t>2026-01-08</w:t>
+      <w:t>2026-01-09</w:t>
       <w:br/>
       <w:br/>
     </w:r>

--- a/tillsyn/A 57711-2025 tillsynsbegäran.docx
+++ b/tillsyn/A 57711-2025 tillsynsbegäran.docx
@@ -218,7 +218,7 @@
     <w:r>
       <w:tab/>
       <w:tab/>
-      <w:t>2026-01-09</w:t>
+      <w:t>2026-01-10</w:t>
       <w:br/>
       <w:br/>
     </w:r>

--- a/tillsyn/A 57711-2025 tillsynsbegäran.docx
+++ b/tillsyn/A 57711-2025 tillsynsbegäran.docx
@@ -218,7 +218,7 @@
     <w:r>
       <w:tab/>
       <w:tab/>
-      <w:t>2026-01-10</w:t>
+      <w:t>2026-01-11</w:t>
       <w:br/>
       <w:br/>
     </w:r>

--- a/tillsyn/A 57711-2025 tillsynsbegäran.docx
+++ b/tillsyn/A 57711-2025 tillsynsbegäran.docx
@@ -218,7 +218,7 @@
     <w:r>
       <w:tab/>
       <w:tab/>
-      <w:t>2026-01-11</w:t>
+      <w:t>2026-01-12</w:t>
       <w:br/>
       <w:br/>
     </w:r>

--- a/tillsyn/A 57711-2025 tillsynsbegäran.docx
+++ b/tillsyn/A 57711-2025 tillsynsbegäran.docx
@@ -218,7 +218,7 @@
     <w:r>
       <w:tab/>
       <w:tab/>
-      <w:t>2026-01-12</w:t>
+      <w:t>2026-01-13</w:t>
       <w:br/>
       <w:br/>
     </w:r>

--- a/tillsyn/A 57711-2025 tillsynsbegäran.docx
+++ b/tillsyn/A 57711-2025 tillsynsbegäran.docx
@@ -218,7 +218,7 @@
     <w:r>
       <w:tab/>
       <w:tab/>
-      <w:t>2026-01-13</w:t>
+      <w:t>2026-01-14</w:t>
       <w:br/>
       <w:br/>
     </w:r>

--- a/tillsyn/A 57711-2025 tillsynsbegäran.docx
+++ b/tillsyn/A 57711-2025 tillsynsbegäran.docx
@@ -218,7 +218,7 @@
     <w:r>
       <w:tab/>
       <w:tab/>
-      <w:t>2026-01-14</w:t>
+      <w:t>2026-01-15</w:t>
       <w:br/>
       <w:br/>
     </w:r>

--- a/tillsyn/A 57711-2025 tillsynsbegäran.docx
+++ b/tillsyn/A 57711-2025 tillsynsbegäran.docx
@@ -218,7 +218,7 @@
     <w:r>
       <w:tab/>
       <w:tab/>
-      <w:t>2026-01-15</w:t>
+      <w:t>2026-01-16</w:t>
       <w:br/>
       <w:br/>
     </w:r>

--- a/tillsyn/A 57711-2025 tillsynsbegäran.docx
+++ b/tillsyn/A 57711-2025 tillsynsbegäran.docx
@@ -218,7 +218,7 @@
     <w:r>
       <w:tab/>
       <w:tab/>
-      <w:t>2026-01-16</w:t>
+      <w:t>2026-01-17</w:t>
       <w:br/>
       <w:br/>
     </w:r>

--- a/tillsyn/A 57711-2025 tillsynsbegäran.docx
+++ b/tillsyn/A 57711-2025 tillsynsbegäran.docx
@@ -218,7 +218,7 @@
     <w:r>
       <w:tab/>
       <w:tab/>
-      <w:t>2026-01-17</w:t>
+      <w:t>2026-01-18</w:t>
       <w:br/>
       <w:br/>
     </w:r>

--- a/tillsyn/A 57711-2025 tillsynsbegäran.docx
+++ b/tillsyn/A 57711-2025 tillsynsbegäran.docx
@@ -218,7 +218,7 @@
     <w:r>
       <w:tab/>
       <w:tab/>
-      <w:t>2026-01-18</w:t>
+      <w:t>2026-01-19</w:t>
       <w:br/>
       <w:br/>
     </w:r>

--- a/tillsyn/A 57711-2025 tillsynsbegäran.docx
+++ b/tillsyn/A 57711-2025 tillsynsbegäran.docx
@@ -218,7 +218,7 @@
     <w:r>
       <w:tab/>
       <w:tab/>
-      <w:t>2026-01-19</w:t>
+      <w:t>2026-01-20</w:t>
       <w:br/>
       <w:br/>
     </w:r>

--- a/tillsyn/A 57711-2025 tillsynsbegäran.docx
+++ b/tillsyn/A 57711-2025 tillsynsbegäran.docx
@@ -218,7 +218,7 @@
     <w:r>
       <w:tab/>
       <w:tab/>
-      <w:t>2026-01-20</w:t>
+      <w:t>2026-01-21</w:t>
       <w:br/>
       <w:br/>
     </w:r>

--- a/tillsyn/A 57711-2025 tillsynsbegäran.docx
+++ b/tillsyn/A 57711-2025 tillsynsbegäran.docx
@@ -218,7 +218,7 @@
     <w:r>
       <w:tab/>
       <w:tab/>
-      <w:t>2026-01-21</w:t>
+      <w:t>2026-01-23</w:t>
       <w:br/>
       <w:br/>
     </w:r>

--- a/tillsyn/A 57711-2025 tillsynsbegäran.docx
+++ b/tillsyn/A 57711-2025 tillsynsbegäran.docx
@@ -218,7 +218,7 @@
     <w:r>
       <w:tab/>
       <w:tab/>
-      <w:t>2026-01-23</w:t>
+      <w:t>2026-01-24</w:t>
       <w:br/>
       <w:br/>
     </w:r>

--- a/tillsyn/A 57711-2025 tillsynsbegäran.docx
+++ b/tillsyn/A 57711-2025 tillsynsbegäran.docx
@@ -218,7 +218,7 @@
     <w:r>
       <w:tab/>
       <w:tab/>
-      <w:t>2026-01-24</w:t>
+      <w:t>2026-01-25</w:t>
       <w:br/>
       <w:br/>
     </w:r>

--- a/tillsyn/A 57711-2025 tillsynsbegäran.docx
+++ b/tillsyn/A 57711-2025 tillsynsbegäran.docx
@@ -218,7 +218,7 @@
     <w:r>
       <w:tab/>
       <w:tab/>
-      <w:t>2026-01-25</w:t>
+      <w:t>2026-01-26</w:t>
       <w:br/>
       <w:br/>
     </w:r>

--- a/tillsyn/A 57711-2025 tillsynsbegäran.docx
+++ b/tillsyn/A 57711-2025 tillsynsbegäran.docx
@@ -218,7 +218,7 @@
     <w:r>
       <w:tab/>
       <w:tab/>
-      <w:t>2026-01-26</w:t>
+      <w:t>2026-01-27</w:t>
       <w:br/>
       <w:br/>
     </w:r>

--- a/tillsyn/A 57711-2025 tillsynsbegäran.docx
+++ b/tillsyn/A 57711-2025 tillsynsbegäran.docx
@@ -218,7 +218,7 @@
     <w:r>
       <w:tab/>
       <w:tab/>
-      <w:t>2026-01-27</w:t>
+      <w:t>2026-01-28</w:t>
       <w:br/>
       <w:br/>
     </w:r>

--- a/tillsyn/A 57711-2025 tillsynsbegäran.docx
+++ b/tillsyn/A 57711-2025 tillsynsbegäran.docx
@@ -90,6 +90,46 @@
         <w:t>Figur 1. Fyndplatser för naturvårdsarter i det avverkningsanmälda området (röd linje). Markörer utan svart kant är placerade på fyndplatsen. Markörer med svart kant är placerade vid sidan av fyndplatsen och har ett svart streck som visar fyndplatsens exakta position. Kartans mittpunktskoordinat är N 7004651, E 485523 i SWEREF 99 TM.</w:t>
       </w:r>
     </w:p>
+    <w:p>
+      <w:r>
+        <w:rPr>
+          <w:b/>
+        </w:rPr>
+        <w:t>Kransrams</w:t>
+      </w:r>
+      <w:r>
+        <w:t xml:space="preserve"> är typisk art för </w:t>
+      </w:r>
+      <w:r>
+        <w:rPr>
+          <w:i/>
+        </w:rPr>
+        <w:t xml:space="preserve">9020 Nordlig ädellövskog </w:t>
+      </w:r>
+      <w:r>
+        <w:t>(SLU Artdatabanken, 2025).</w:t>
+      </w:r>
+    </w:p>
+    <w:p>
+      <w:r>
+        <w:rPr>
+          <w:b/>
+        </w:rPr>
+        <w:t>Kryddspindling</w:t>
+      </w:r>
+      <w:r>
+        <w:t xml:space="preserve"> signalerar örtrika granskogar som normalt har höga naturvärden. Oftast växer den i äldre granskog på kalkrikt underlag och svampen är en mycket användbar signalart för denna miljö. Den utgör en viktig karaktärsart för all äldre kalkbarrskog med lång trädkontinuitet av gran. På lokalerna förekommer nästan alltid många ovanliga och rödlistade arter. Kryddspindling är typisk art för </w:t>
+      </w:r>
+      <w:r>
+        <w:rPr>
+          <w:i/>
+        </w:rPr>
+        <w:t xml:space="preserve">9050 Näringsrik granskog </w:t>
+      </w:r>
+      <w:r>
+        <w:t>(Nitare &amp; Skogsstyrelsen, 2000; SLU Artdatabanken, 2025).</w:t>
+      </w:r>
+    </w:p>
     <w:sectPr>
       <w:headerReference w:type="even" r:id="rId8"/>
       <w:headerReference w:type="default" r:id="rId9"/>
@@ -218,7 +258,7 @@
     <w:r>
       <w:tab/>
       <w:tab/>
-      <w:t>2026-01-28</w:t>
+      <w:t>2026-01-29</w:t>
       <w:br/>
       <w:br/>
     </w:r>

--- a/tillsyn/A 57711-2025 tillsynsbegäran.docx
+++ b/tillsyn/A 57711-2025 tillsynsbegäran.docx
@@ -258,7 +258,7 @@
     <w:r>
       <w:tab/>
       <w:tab/>
-      <w:t>2026-01-29</w:t>
+      <w:t>2026-01-30</w:t>
       <w:br/>
       <w:br/>
     </w:r>

--- a/tillsyn/A 57711-2025 tillsynsbegäran.docx
+++ b/tillsyn/A 57711-2025 tillsynsbegäran.docx
@@ -258,7 +258,7 @@
     <w:r>
       <w:tab/>
       <w:tab/>
-      <w:t>2026-01-30</w:t>
+      <w:t>2026-01-31</w:t>
       <w:br/>
       <w:br/>
     </w:r>

--- a/tillsyn/A 57711-2025 tillsynsbegäran.docx
+++ b/tillsyn/A 57711-2025 tillsynsbegäran.docx
@@ -258,7 +258,7 @@
     <w:r>
       <w:tab/>
       <w:tab/>
-      <w:t>2026-03-01</w:t>
+      <w:t>2026-03-02</w:t>
       <w:br/>
       <w:br/>
     </w:r>

--- a/tillsyn/A 57711-2025 tillsynsbegäran.docx
+++ b/tillsyn/A 57711-2025 tillsynsbegäran.docx
@@ -258,7 +258,7 @@
     <w:r>
       <w:tab/>
       <w:tab/>
-      <w:t>2026-03-02</w:t>
+      <w:t>2026-03-03</w:t>
       <w:br/>
       <w:br/>
     </w:r>

--- a/tillsyn/A 57711-2025 tillsynsbegäran.docx
+++ b/tillsyn/A 57711-2025 tillsynsbegäran.docx
@@ -258,7 +258,7 @@
     <w:r>
       <w:tab/>
       <w:tab/>
-      <w:t>2026-03-03</w:t>
+      <w:t>2026-03-04</w:t>
       <w:br/>
       <w:br/>
     </w:r>

--- a/tillsyn/A 57711-2025 tillsynsbegäran.docx
+++ b/tillsyn/A 57711-2025 tillsynsbegäran.docx
@@ -258,7 +258,7 @@
     <w:r>
       <w:tab/>
       <w:tab/>
-      <w:t>2026-03-04</w:t>
+      <w:t>2026-03-05</w:t>
       <w:br/>
       <w:br/>
     </w:r>

--- a/tillsyn/A 57711-2025 tillsynsbegäran.docx
+++ b/tillsyn/A 57711-2025 tillsynsbegäran.docx
@@ -258,7 +258,7 @@
     <w:r>
       <w:tab/>
       <w:tab/>
-      <w:t>2026-03-05</w:t>
+      <w:t>2026-03-06</w:t>
       <w:br/>
       <w:br/>
     </w:r>

--- a/tillsyn/A 57711-2025 tillsynsbegäran.docx
+++ b/tillsyn/A 57711-2025 tillsynsbegäran.docx
@@ -258,7 +258,7 @@
     <w:r>
       <w:tab/>
       <w:tab/>
-      <w:t>2026-03-06</w:t>
+      <w:t>2026-03-07</w:t>
       <w:br/>
       <w:br/>
     </w:r>

--- a/tillsyn/A 57711-2025 tillsynsbegäran.docx
+++ b/tillsyn/A 57711-2025 tillsynsbegäran.docx
@@ -258,7 +258,7 @@
     <w:r>
       <w:tab/>
       <w:tab/>
-      <w:t>2026-03-07</w:t>
+      <w:t>2026-03-08</w:t>
       <w:br/>
       <w:br/>
     </w:r>

--- a/tillsyn/A 57711-2025 tillsynsbegäran.docx
+++ b/tillsyn/A 57711-2025 tillsynsbegäran.docx
@@ -258,7 +258,7 @@
     <w:r>
       <w:tab/>
       <w:tab/>
-      <w:t>2026-03-08</w:t>
+      <w:t>2026-03-09</w:t>
       <w:br/>
       <w:br/>
     </w:r>

--- a/tillsyn/A 57711-2025 tillsynsbegäran.docx
+++ b/tillsyn/A 57711-2025 tillsynsbegäran.docx
@@ -258,7 +258,7 @@
     <w:r>
       <w:tab/>
       <w:tab/>
-      <w:t>2026-03-09</w:t>
+      <w:t>2026-03-10</w:t>
       <w:br/>
       <w:br/>
     </w:r>

--- a/tillsyn/A 57711-2025 tillsynsbegäran.docx
+++ b/tillsyn/A 57711-2025 tillsynsbegäran.docx
@@ -258,7 +258,7 @@
     <w:r>
       <w:tab/>
       <w:tab/>
-      <w:t>2026-03-10</w:t>
+      <w:t>2026-03-11</w:t>
       <w:br/>
       <w:br/>
     </w:r>

--- a/tillsyn/A 57711-2025 tillsynsbegäran.docx
+++ b/tillsyn/A 57711-2025 tillsynsbegäran.docx
@@ -258,7 +258,7 @@
     <w:r>
       <w:tab/>
       <w:tab/>
-      <w:t>2026-03-11</w:t>
+      <w:t>2026-03-12</w:t>
       <w:br/>
       <w:br/>
     </w:r>

--- a/tillsyn/A 57711-2025 tillsynsbegäran.docx
+++ b/tillsyn/A 57711-2025 tillsynsbegäran.docx
@@ -258,7 +258,7 @@
     <w:r>
       <w:tab/>
       <w:tab/>
-      <w:t>2026-03-12</w:t>
+      <w:t>2026-03-13</w:t>
       <w:br/>
       <w:br/>
     </w:r>

--- a/tillsyn/A 57711-2025 tillsynsbegäran.docx
+++ b/tillsyn/A 57711-2025 tillsynsbegäran.docx
@@ -258,7 +258,7 @@
     <w:r>
       <w:tab/>
       <w:tab/>
-      <w:t>2026-03-13</w:t>
+      <w:t>2026-03-16</w:t>
       <w:br/>
       <w:br/>
     </w:r>

--- a/tillsyn/A 57711-2025 tillsynsbegäran.docx
+++ b/tillsyn/A 57711-2025 tillsynsbegäran.docx
@@ -258,7 +258,7 @@
     <w:r>
       <w:tab/>
       <w:tab/>
-      <w:t>2026-03-16</w:t>
+      <w:t>2026-03-17</w:t>
       <w:br/>
       <w:br/>
     </w:r>

--- a/tillsyn/A 57711-2025 tillsynsbegäran.docx
+++ b/tillsyn/A 57711-2025 tillsynsbegäran.docx
@@ -258,7 +258,7 @@
     <w:r>
       <w:tab/>
       <w:tab/>
-      <w:t>2026-03-17</w:t>
+      <w:t>2026-03-18</w:t>
       <w:br/>
       <w:br/>
     </w:r>

--- a/tillsyn/A 57711-2025 tillsynsbegäran.docx
+++ b/tillsyn/A 57711-2025 tillsynsbegäran.docx
@@ -258,7 +258,7 @@
     <w:r>
       <w:tab/>
       <w:tab/>
-      <w:t>2026-03-18</w:t>
+      <w:t>2026-03-19</w:t>
       <w:br/>
       <w:br/>
     </w:r>

--- a/tillsyn/A 57711-2025 tillsynsbegäran.docx
+++ b/tillsyn/A 57711-2025 tillsynsbegäran.docx
@@ -258,7 +258,7 @@
     <w:r>
       <w:tab/>
       <w:tab/>
-      <w:t>2026-03-19</w:t>
+      <w:t>2026-03-20</w:t>
       <w:br/>
       <w:br/>
     </w:r>

--- a/tillsyn/A 57711-2025 tillsynsbegäran.docx
+++ b/tillsyn/A 57711-2025 tillsynsbegäran.docx
@@ -258,7 +258,7 @@
     <w:r>
       <w:tab/>
       <w:tab/>
-      <w:t>2026-03-20</w:t>
+      <w:t>2026-03-21</w:t>
       <w:br/>
       <w:br/>
     </w:r>

--- a/tillsyn/A 57711-2025 tillsynsbegäran.docx
+++ b/tillsyn/A 57711-2025 tillsynsbegäran.docx
@@ -258,7 +258,7 @@
     <w:r>
       <w:tab/>
       <w:tab/>
-      <w:t>2026-03-21</w:t>
+      <w:t>2026-03-22</w:t>
       <w:br/>
       <w:br/>
     </w:r>

--- a/tillsyn/A 57711-2025 tillsynsbegäran.docx
+++ b/tillsyn/A 57711-2025 tillsynsbegäran.docx
@@ -258,7 +258,7 @@
     <w:r>
       <w:tab/>
       <w:tab/>
-      <w:t>2026-03-22</w:t>
+      <w:t>2026-03-23</w:t>
       <w:br/>
       <w:br/>
     </w:r>

--- a/tillsyn/A 57711-2025 tillsynsbegäran.docx
+++ b/tillsyn/A 57711-2025 tillsynsbegäran.docx
@@ -258,7 +258,7 @@
     <w:r>
       <w:tab/>
       <w:tab/>
-      <w:t>2026-03-23</w:t>
+      <w:t>2026-03-24</w:t>
       <w:br/>
       <w:br/>
     </w:r>

--- a/tillsyn/A 57711-2025 tillsynsbegäran.docx
+++ b/tillsyn/A 57711-2025 tillsynsbegäran.docx
@@ -258,7 +258,7 @@
     <w:r>
       <w:tab/>
       <w:tab/>
-      <w:t>2026-03-24</w:t>
+      <w:t>2026-03-25</w:t>
       <w:br/>
       <w:br/>
     </w:r>

--- a/tillsyn/A 57711-2025 tillsynsbegäran.docx
+++ b/tillsyn/A 57711-2025 tillsynsbegäran.docx
@@ -258,7 +258,7 @@
     <w:r>
       <w:tab/>
       <w:tab/>
-      <w:t>2026-03-25</w:t>
+      <w:t>2026-03-26</w:t>
       <w:br/>
       <w:br/>
     </w:r>

--- a/tillsyn/A 57711-2025 tillsynsbegäran.docx
+++ b/tillsyn/A 57711-2025 tillsynsbegäran.docx
@@ -258,7 +258,7 @@
     <w:r>
       <w:tab/>
       <w:tab/>
-      <w:t>2026-03-26</w:t>
+      <w:t>2026-03-27</w:t>
       <w:br/>
       <w:br/>
     </w:r>

--- a/tillsyn/A 57711-2025 tillsynsbegäran.docx
+++ b/tillsyn/A 57711-2025 tillsynsbegäran.docx
@@ -258,7 +258,7 @@
     <w:r>
       <w:tab/>
       <w:tab/>
-      <w:t>2026-03-27</w:t>
+      <w:t>2026-03-28</w:t>
       <w:br/>
       <w:br/>
     </w:r>

--- a/tillsyn/A 57711-2025 tillsynsbegäran.docx
+++ b/tillsyn/A 57711-2025 tillsynsbegäran.docx
@@ -258,7 +258,7 @@
     <w:r>
       <w:tab/>
       <w:tab/>
-      <w:t>2026-03-28</w:t>
+      <w:t>2026-03-29</w:t>
       <w:br/>
       <w:br/>
     </w:r>

--- a/tillsyn/A 57711-2025 tillsynsbegäran.docx
+++ b/tillsyn/A 57711-2025 tillsynsbegäran.docx
@@ -258,7 +258,7 @@
     <w:r>
       <w:tab/>
       <w:tab/>
-      <w:t>2026-03-29</w:t>
+      <w:t>2026-03-30</w:t>
       <w:br/>
       <w:br/>
     </w:r>

--- a/tillsyn/A 57711-2025 tillsynsbegäran.docx
+++ b/tillsyn/A 57711-2025 tillsynsbegäran.docx
@@ -258,7 +258,7 @@
     <w:r>
       <w:tab/>
       <w:tab/>
-      <w:t>2026-03-30</w:t>
+      <w:t>2026-03-31</w:t>
       <w:br/>
       <w:br/>
     </w:r>

--- a/tillsyn/A 57711-2025 tillsynsbegäran.docx
+++ b/tillsyn/A 57711-2025 tillsynsbegäran.docx
@@ -258,7 +258,7 @@
     <w:r>
       <w:tab/>
       <w:tab/>
-      <w:t>2026-03-31</w:t>
+      <w:t>2026-04-01</w:t>
       <w:br/>
       <w:br/>
     </w:r>

--- a/tillsyn/A 57711-2025 tillsynsbegäran.docx
+++ b/tillsyn/A 57711-2025 tillsynsbegäran.docx
@@ -258,7 +258,7 @@
     <w:r>
       <w:tab/>
       <w:tab/>
-      <w:t>2026-04-01</w:t>
+      <w:t>2026-04-02</w:t>
       <w:br/>
       <w:br/>
     </w:r>

--- a/tillsyn/A 57711-2025 tillsynsbegäran.docx
+++ b/tillsyn/A 57711-2025 tillsynsbegäran.docx
@@ -258,7 +258,7 @@
     <w:r>
       <w:tab/>
       <w:tab/>
-      <w:t>2026-04-02</w:t>
+      <w:t>2026-04-03</w:t>
       <w:br/>
       <w:br/>
     </w:r>

--- a/tillsyn/A 57711-2025 tillsynsbegäran.docx
+++ b/tillsyn/A 57711-2025 tillsynsbegäran.docx
@@ -258,7 +258,7 @@
     <w:r>
       <w:tab/>
       <w:tab/>
-      <w:t>2026-04-03</w:t>
+      <w:t>2026-04-04</w:t>
       <w:br/>
       <w:br/>
     </w:r>

--- a/tillsyn/A 57711-2025 tillsynsbegäran.docx
+++ b/tillsyn/A 57711-2025 tillsynsbegäran.docx
@@ -258,7 +258,7 @@
     <w:r>
       <w:tab/>
       <w:tab/>
-      <w:t>2026-04-04</w:t>
+      <w:t>2026-04-05</w:t>
       <w:br/>
       <w:br/>
     </w:r>
